--- a/elec-system/projects/ТЕСТ-2025-001_Тестовая_школа/docs/ТЕСТ-2025-001_cable_journal.docx
+++ b/elec-system/projects/ТЕСТ-2025-001_Тестовая_школа/docs/ТЕСТ-2025-001_cable_journal.docx
@@ -600,7 +600,7 @@
                 <w:b w:val="0"/>
                 <w:sz w:val="18"/>
               </w:rPr>
-              <w:t>4×10</w:t>
+              <w:t>4×6</w:t>
             </w:r>
           </w:p>
         </w:tc>
@@ -708,7 +708,7 @@
                 <w:b w:val="0"/>
                 <w:sz w:val="18"/>
               </w:rPr>
-              <w:t>50</w:t>
+              <w:t>40</w:t>
             </w:r>
           </w:p>
         </w:tc>
@@ -726,7 +726,7 @@
                 <w:b w:val="0"/>
                 <w:sz w:val="18"/>
               </w:rPr>
-              <w:t>1.37</w:t>
+              <w:t>2.18</w:t>
             </w:r>
           </w:p>
         </w:tc>
@@ -782,7 +782,7 @@
                 <w:b w:val="0"/>
                 <w:sz w:val="18"/>
               </w:rPr>
-              <w:t>—</w:t>
+              <w:t>КЛ-ЩО1-01</w:t>
             </w:r>
           </w:p>
         </w:tc>
@@ -1000,7 +1000,7 @@
                 <w:b w:val="0"/>
                 <w:sz w:val="18"/>
               </w:rPr>
-              <w:t>—</w:t>
+              <w:t>КЛ-ЩО1-02</w:t>
             </w:r>
           </w:p>
         </w:tc>
@@ -1218,7 +1218,7 @@
                 <w:b w:val="0"/>
                 <w:sz w:val="18"/>
               </w:rPr>
-              <w:t>—</w:t>
+              <w:t>КЛ-ЩО1-03</w:t>
             </w:r>
           </w:p>
         </w:tc>
@@ -1436,7 +1436,7 @@
                 <w:b w:val="0"/>
                 <w:sz w:val="18"/>
               </w:rPr>
-              <w:t>—</w:t>
+              <w:t>КЛ-ЩО1-04</w:t>
             </w:r>
           </w:p>
         </w:tc>
@@ -1708,7 +1708,225 @@
                 <w:b w:val="0"/>
                 <w:sz w:val="18"/>
               </w:rPr>
-              <w:t>ЩО-1</w:t>
+              <w:t>ВРУ-1</w:t>
+            </w:r>
+          </w:p>
+        </w:tc>
+        <w:tc>
+          <w:tcPr>
+            <w:tcW w:type="dxa" w:w="3118"/>
+          </w:tcPr>
+          <w:p>
+            <w:pPr>
+              <w:jc w:val="left"/>
+            </w:pPr>
+            <w:r>
+              <w:rPr>
+                <w:rFonts w:ascii="Times New Roman" w:hAnsi="Times New Roman"/>
+                <w:b w:val="0"/>
+                <w:sz w:val="18"/>
+              </w:rPr>
+              <w:t>Щит аварийного освещения</w:t>
+            </w:r>
+          </w:p>
+        </w:tc>
+        <w:tc>
+          <w:tcPr>
+            <w:tcW w:type="dxa" w:w="1134"/>
+          </w:tcPr>
+          <w:p>
+            <w:pPr>
+              <w:jc w:val="center"/>
+            </w:pPr>
+            <w:r>
+              <w:rPr>
+                <w:rFonts w:ascii="Times New Roman" w:hAnsi="Times New Roman"/>
+                <w:b w:val="0"/>
+                <w:sz w:val="18"/>
+              </w:rPr>
+              <w:t>35</w:t>
+            </w:r>
+          </w:p>
+        </w:tc>
+        <w:tc>
+          <w:tcPr>
+            <w:tcW w:type="dxa" w:w="1134"/>
+          </w:tcPr>
+          <w:p>
+            <w:pPr>
+              <w:jc w:val="center"/>
+            </w:pPr>
+            <w:r>
+              <w:rPr>
+                <w:rFonts w:ascii="Times New Roman" w:hAnsi="Times New Roman"/>
+                <w:b w:val="0"/>
+                <w:sz w:val="18"/>
+              </w:rPr>
+              <w:t>42</w:t>
+            </w:r>
+          </w:p>
+        </w:tc>
+        <w:tc>
+          <w:tcPr>
+            <w:tcW w:type="dxa" w:w="1701"/>
+          </w:tcPr>
+          <w:p>
+            <w:pPr>
+              <w:jc w:val="left"/>
+            </w:pPr>
+            <w:r>
+              <w:rPr>
+                <w:rFonts w:ascii="Times New Roman" w:hAnsi="Times New Roman"/>
+                <w:b w:val="0"/>
+                <w:sz w:val="18"/>
+              </w:rPr>
+              <w:t>лоток</w:t>
+            </w:r>
+          </w:p>
+        </w:tc>
+        <w:tc>
+          <w:tcPr>
+            <w:tcW w:type="dxa" w:w="850"/>
+          </w:tcPr>
+          <w:p>
+            <w:pPr>
+              <w:jc w:val="center"/>
+            </w:pPr>
+            <w:r>
+              <w:rPr>
+                <w:rFonts w:ascii="Times New Roman" w:hAnsi="Times New Roman"/>
+                <w:b w:val="0"/>
+                <w:sz w:val="18"/>
+              </w:rPr>
+              <w:t>6</w:t>
+            </w:r>
+          </w:p>
+        </w:tc>
+        <w:tc>
+          <w:tcPr>
+            <w:tcW w:type="dxa" w:w="850"/>
+          </w:tcPr>
+          <w:p>
+            <w:pPr>
+              <w:jc w:val="center"/>
+            </w:pPr>
+            <w:r>
+              <w:rPr>
+                <w:rFonts w:ascii="Times New Roman" w:hAnsi="Times New Roman"/>
+                <w:b w:val="0"/>
+                <w:sz w:val="18"/>
+              </w:rPr>
+              <w:t>0.70</w:t>
+            </w:r>
+          </w:p>
+        </w:tc>
+        <w:tc>
+          <w:tcPr>
+            <w:tcW w:type="dxa" w:w="2268"/>
+          </w:tcPr>
+          <w:p>
+            <w:pPr>
+              <w:jc w:val="left"/>
+            </w:pPr>
+            <w:r>
+              <w:rPr>
+                <w:rFonts w:ascii="Times New Roman" w:hAnsi="Times New Roman"/>
+                <w:b w:val="0"/>
+                <w:sz w:val="18"/>
+              </w:rPr>
+              <w:t>план 35м + запас 20%</w:t>
+            </w:r>
+          </w:p>
+        </w:tc>
+      </w:tr>
+      <w:tr>
+        <w:tc>
+          <w:tcPr>
+            <w:tcW w:type="dxa" w:w="397"/>
+          </w:tcPr>
+          <w:p>
+            <w:pPr>
+              <w:jc w:val="center"/>
+            </w:pPr>
+            <w:r>
+              <w:rPr>
+                <w:rFonts w:ascii="Times New Roman" w:hAnsi="Times New Roman"/>
+                <w:b w:val="0"/>
+                <w:sz w:val="18"/>
+              </w:rPr>
+              <w:t>8</w:t>
+            </w:r>
+          </w:p>
+        </w:tc>
+        <w:tc>
+          <w:tcPr>
+            <w:tcW w:type="dxa" w:w="1417"/>
+          </w:tcPr>
+          <w:p>
+            <w:pPr>
+              <w:jc w:val="center"/>
+            </w:pPr>
+            <w:r>
+              <w:rPr>
+                <w:rFonts w:ascii="Times New Roman" w:hAnsi="Times New Roman"/>
+                <w:b w:val="0"/>
+                <w:sz w:val="18"/>
+              </w:rPr>
+              <w:t>КЛ-ЩАО1-01</w:t>
+            </w:r>
+          </w:p>
+        </w:tc>
+        <w:tc>
+          <w:tcPr>
+            <w:tcW w:type="dxa" w:w="1814"/>
+          </w:tcPr>
+          <w:p>
+            <w:pPr>
+              <w:jc w:val="left"/>
+            </w:pPr>
+            <w:r>
+              <w:rPr>
+                <w:rFonts w:ascii="Times New Roman" w:hAnsi="Times New Roman"/>
+                <w:b w:val="0"/>
+                <w:sz w:val="18"/>
+              </w:rPr>
+              <w:t>ВВГнг-LS</w:t>
+            </w:r>
+          </w:p>
+        </w:tc>
+        <w:tc>
+          <w:tcPr>
+            <w:tcW w:type="dxa" w:w="1417"/>
+          </w:tcPr>
+          <w:p>
+            <w:pPr>
+              <w:jc w:val="center"/>
+            </w:pPr>
+            <w:r>
+              <w:rPr>
+                <w:rFonts w:ascii="Times New Roman" w:hAnsi="Times New Roman"/>
+                <w:b w:val="0"/>
+                <w:sz w:val="18"/>
+              </w:rPr>
+              <w:t>4×1.5</w:t>
+            </w:r>
+          </w:p>
+        </w:tc>
+        <w:tc>
+          <w:tcPr>
+            <w:tcW w:type="dxa" w:w="1984"/>
+          </w:tcPr>
+          <w:p>
+            <w:pPr>
+              <w:jc w:val="center"/>
+            </w:pPr>
+            <w:r>
+              <w:rPr>
+                <w:rFonts w:ascii="Times New Roman" w:hAnsi="Times New Roman"/>
+                <w:b w:val="0"/>
+                <w:sz w:val="18"/>
+              </w:rPr>
+              <w:t>ЩАО-1</w:t>
             </w:r>
           </w:p>
         </w:tc>
@@ -1854,7 +2072,7 @@
                 <w:b w:val="0"/>
                 <w:sz w:val="18"/>
               </w:rPr>
-              <w:t>8</w:t>
+              <w:t>9</w:t>
             </w:r>
           </w:p>
         </w:tc>
@@ -2072,7 +2290,7 @@
                 <w:b w:val="0"/>
                 <w:sz w:val="18"/>
               </w:rPr>
-              <w:t>9</w:t>
+              <w:t>10</w:t>
             </w:r>
           </w:p>
         </w:tc>
@@ -2090,7 +2308,7 @@
                 <w:b w:val="0"/>
                 <w:sz w:val="18"/>
               </w:rPr>
-              <w:t>—</w:t>
+              <w:t>КЛ-ЩС1-01</w:t>
             </w:r>
           </w:p>
         </w:tc>
@@ -2290,7 +2508,7 @@
                 <w:b w:val="0"/>
                 <w:sz w:val="18"/>
               </w:rPr>
-              <w:t>10</w:t>
+              <w:t>11</w:t>
             </w:r>
           </w:p>
         </w:tc>
@@ -2308,7 +2526,7 @@
                 <w:b w:val="0"/>
                 <w:sz w:val="18"/>
               </w:rPr>
-              <w:t>—</w:t>
+              <w:t>КЛ-ЩС1-02</w:t>
             </w:r>
           </w:p>
         </w:tc>
@@ -2508,7 +2726,7 @@
                 <w:b w:val="0"/>
                 <w:sz w:val="18"/>
               </w:rPr>
-              <w:t>11</w:t>
+              <w:t>12</w:t>
             </w:r>
           </w:p>
         </w:tc>
@@ -2526,7 +2744,7 @@
                 <w:b w:val="0"/>
                 <w:sz w:val="18"/>
               </w:rPr>
-              <w:t>—</w:t>
+              <w:t>КЛ-ЩС1-03</w:t>
             </w:r>
           </w:p>
         </w:tc>
@@ -2747,7 +2965,7 @@
                 <w:b w:val="0"/>
                 <w:sz w:val="18"/>
               </w:rPr>
-              <w:t>12</w:t>
+              <w:t>13</w:t>
             </w:r>
           </w:p>
         </w:tc>
@@ -2965,7 +3183,7 @@
                 <w:b w:val="0"/>
                 <w:sz w:val="18"/>
               </w:rPr>
-              <w:t>13</w:t>
+              <w:t>14</w:t>
             </w:r>
           </w:p>
         </w:tc>
@@ -2983,7 +3201,7 @@
                 <w:b w:val="0"/>
                 <w:sz w:val="18"/>
               </w:rPr>
-              <w:t>—</w:t>
+              <w:t>КЛ-ЩОВ1-01</w:t>
             </w:r>
           </w:p>
         </w:tc>
@@ -3183,7 +3401,7 @@
                 <w:b w:val="0"/>
                 <w:sz w:val="18"/>
               </w:rPr>
-              <w:t>14</w:t>
+              <w:t>15</w:t>
             </w:r>
           </w:p>
         </w:tc>
@@ -3201,7 +3419,7 @@
                 <w:b w:val="0"/>
                 <w:sz w:val="18"/>
               </w:rPr>
-              <w:t>—</w:t>
+              <w:t>КЛ-ЩОВ1-02</w:t>
             </w:r>
           </w:p>
         </w:tc>
@@ -3422,7 +3640,7 @@
                 <w:b w:val="0"/>
                 <w:sz w:val="18"/>
               </w:rPr>
-              <w:t>15</w:t>
+              <w:t>16</w:t>
             </w:r>
           </w:p>
         </w:tc>
@@ -3640,7 +3858,7 @@
                 <w:b w:val="0"/>
                 <w:sz w:val="18"/>
               </w:rPr>
-              <w:t>16</w:t>
+              <w:t>17</w:t>
             </w:r>
           </w:p>
         </w:tc>
@@ -3658,7 +3876,7 @@
                 <w:b w:val="0"/>
                 <w:sz w:val="18"/>
               </w:rPr>
-              <w:t>—</w:t>
+              <w:t>КЛ-ЩВК1-01</w:t>
             </w:r>
           </w:p>
         </w:tc>
@@ -3858,7 +4076,7 @@
                 <w:b w:val="0"/>
                 <w:sz w:val="18"/>
               </w:rPr>
-              <w:t>17</w:t>
+              <w:t>18</w:t>
             </w:r>
           </w:p>
         </w:tc>
@@ -3876,7 +4094,7 @@
                 <w:b w:val="0"/>
                 <w:sz w:val="18"/>
               </w:rPr>
-              <w:t>—</w:t>
+              <w:t>КЛ-ЩВК1-02</w:t>
             </w:r>
           </w:p>
         </w:tc>
@@ -4076,7 +4294,7 @@
                 <w:b w:val="0"/>
                 <w:sz w:val="18"/>
               </w:rPr>
-              <w:t>18</w:t>
+              <w:t>19</w:t>
             </w:r>
           </w:p>
         </w:tc>
@@ -4294,7 +4512,7 @@
                 <w:b w:val="0"/>
                 <w:sz w:val="18"/>
               </w:rPr>
-              <w:t>19</w:t>
+              <w:t>20</w:t>
             </w:r>
           </w:p>
         </w:tc>
@@ -4312,7 +4530,7 @@
                 <w:b w:val="0"/>
                 <w:sz w:val="18"/>
               </w:rPr>
-              <w:t>—</w:t>
+              <w:t>КЛ-ЩАПЗ1-01</w:t>
             </w:r>
           </w:p>
         </w:tc>
@@ -4512,7 +4730,7 @@
                 <w:b w:val="0"/>
                 <w:sz w:val="18"/>
               </w:rPr>
-              <w:t>20</w:t>
+              <w:t>21</w:t>
             </w:r>
           </w:p>
         </w:tc>
@@ -4530,7 +4748,7 @@
                 <w:b w:val="0"/>
                 <w:sz w:val="18"/>
               </w:rPr>
-              <w:t>—</w:t>
+              <w:t>КЛ-ЩАПЗ1-02</w:t>
             </w:r>
           </w:p>
         </w:tc>
@@ -4726,7 +4944,7 @@
           <w:rFonts w:ascii="Times New Roman" w:hAnsi="Times New Roman"/>
           <w:sz w:val="20"/>
         </w:rPr>
-        <w:t>Итого кабельных линий: 20 шт.  |  Длина по плану: 730 м  |  Расчётная длина (с запасом): 871 м</w:t>
+        <w:t>Итого кабельных линий: 21 шт.  |  Длина по плану: 765 м  |  Расчётная длина (с запасом): 913 м</w:t>
       </w:r>
     </w:p>
     <w:p/>

--- a/elec-system/projects/ТЕСТ-2025-001_Тестовая_школа/docs/ТЕСТ-2025-001_cable_journal.docx
+++ b/elec-system/projects/ТЕСТ-2025-001_Тестовая_школа/docs/ТЕСТ-2025-001_cable_journal.docx
@@ -1798,7 +1798,7 @@
                 <w:b w:val="0"/>
                 <w:sz w:val="18"/>
               </w:rPr>
-              <w:t>6</w:t>
+              <w:t>10</w:t>
             </w:r>
           </w:p>
         </w:tc>
@@ -3127,7 +3127,7 @@
                 <w:b w:val="0"/>
                 <w:sz w:val="18"/>
               </w:rPr>
-              <w:t>6</w:t>
+              <w:t>10</w:t>
             </w:r>
           </w:p>
         </w:tc>
@@ -4456,7 +4456,7 @@
                 <w:b w:val="0"/>
                 <w:sz w:val="18"/>
               </w:rPr>
-              <w:t>13</w:t>
+              <w:t>16</w:t>
             </w:r>
           </w:p>
         </w:tc>
